--- a/HRCP-KKU-Academic/uploads/academic/2/doc_6.docx
+++ b/HRCP-KKU-Academic/uploads/academic/2/doc_6.docx
@@ -151,7 +151,7 @@
           <w:sz w:val="24"/>
           <w:szCs w:val="24"/>
         </w:rPr>
-        <w:t xml:space="preserve">  นาง</w:t>
+        <w:t xml:space="preserve"> ผู้ช่วยศาสตราจารย์</w:t>
       </w:r>
       <w:r>
         <w:rPr>
@@ -159,7 +159,7 @@
           <w:sz w:val="24"/>
           <w:szCs w:val="24"/>
         </w:rPr>
-        <w:t>Apec</w:t>
+        <w:t> </w:t>
       </w:r>
       <w:proofErr w:type="spellStart"/>
       <w:proofErr w:type="spellEnd"/>
@@ -195,7 +195,7 @@
           <w:sz w:val="24"/>
           <w:szCs w:val="24"/>
         </w:rPr>
-        <w:t> </w:t>
+        <w:t>ผู้ช่วยศาสตราจารย์</w:t>
       </w:r>
       <w:proofErr w:type="spellStart"/>
       <w:proofErr w:type="spellEnd"/>
@@ -1237,36 +1237,36 @@
                 <w:sz w:val="24"/>
                 <w:szCs w:val="24"/>
               </w:rPr>
+              <w:t>๔.๐</w:t>
+            </w:r>
+          </w:p>
+        </w:tc>
+        <w:tc>
+          <w:tcPr>
+            <w:tcW w:w="567" w:type="dxa"/>
+          </w:tcPr>
+          <w:p>
+            <w:pPr>
+              <w:spacing w:after="0"/>
+              <w:rPr>
+                <w:rFonts w:ascii="TH Sarabun New" w:hAnsi="TH Sarabun New" w:cs="TH Sarabun New"/>
+                <w:sz w:val="24"/>
+                <w:szCs w:val="24"/>
+                <w:cs/>
+              </w:rPr>
+            </w:pPr>
+            <w:r>
+              <w:rPr>
+                <w:rFonts w:ascii="TH Sarabun New" w:hAnsi="TH Sarabun New" w:cs="TH Sarabun New"/>
+                <w:sz w:val="24"/>
+                <w:szCs w:val="24"/>
+              </w:rPr>
               <w:t/>
             </w:r>
           </w:p>
         </w:tc>
         <w:tc>
           <w:tcPr>
-            <w:tcW w:w="567" w:type="dxa"/>
-          </w:tcPr>
-          <w:p>
-            <w:pPr>
-              <w:spacing w:after="0"/>
-              <w:rPr>
-                <w:rFonts w:ascii="TH Sarabun New" w:hAnsi="TH Sarabun New" w:cs="TH Sarabun New"/>
-                <w:sz w:val="24"/>
-                <w:szCs w:val="24"/>
-                <w:cs/>
-              </w:rPr>
-            </w:pPr>
-            <w:r>
-              <w:rPr>
-                <w:rFonts w:ascii="TH Sarabun New" w:hAnsi="TH Sarabun New" w:cs="TH Sarabun New"/>
-                <w:sz w:val="24"/>
-                <w:szCs w:val="24"/>
-              </w:rPr>
-              <w:t>๔.๒</w:t>
-            </w:r>
-          </w:p>
-        </w:tc>
-        <w:tc>
-          <w:tcPr>
             <w:tcW w:w="850" w:type="dxa"/>
           </w:tcPr>
           <w:p>
@@ -1312,7 +1312,7 @@
                 <w:sz w:val="24"/>
                 <w:szCs w:val="24"/>
               </w:rPr>
-              <w:t>๑๖.๘๐</w:t>
+              <w:t>๑๖.๐๐</w:t>
             </w:r>
           </w:p>
         </w:tc>
@@ -1649,7 +1649,7 @@
                 <w:sz w:val="24"/>
                 <w:szCs w:val="24"/>
               </w:rPr>
-              <w:t>๒.๑</w:t>
+              <w:t/>
             </w:r>
           </w:p>
         </w:tc>
@@ -1673,36 +1673,36 @@
                 <w:sz w:val="24"/>
                 <w:szCs w:val="24"/>
               </w:rPr>
+              <w:t>๔.๐</w:t>
+            </w:r>
+          </w:p>
+        </w:tc>
+        <w:tc>
+          <w:tcPr>
+            <w:tcW w:w="567" w:type="dxa"/>
+          </w:tcPr>
+          <w:p>
+            <w:pPr>
+              <w:spacing w:after="0"/>
+              <w:rPr>
+                <w:rFonts w:ascii="TH Sarabun New" w:hAnsi="TH Sarabun New" w:cs="TH Sarabun New"/>
+                <w:sz w:val="24"/>
+                <w:szCs w:val="24"/>
+                <w:cs/>
+              </w:rPr>
+            </w:pPr>
+            <w:r>
+              <w:rPr>
+                <w:rFonts w:ascii="TH Sarabun New" w:hAnsi="TH Sarabun New" w:cs="TH Sarabun New"/>
+                <w:sz w:val="24"/>
+                <w:szCs w:val="24"/>
+              </w:rPr>
               <w:t/>
             </w:r>
           </w:p>
         </w:tc>
         <w:tc>
           <w:tcPr>
-            <w:tcW w:w="567" w:type="dxa"/>
-          </w:tcPr>
-          <w:p>
-            <w:pPr>
-              <w:spacing w:after="0"/>
-              <w:rPr>
-                <w:rFonts w:ascii="TH Sarabun New" w:hAnsi="TH Sarabun New" w:cs="TH Sarabun New"/>
-                <w:sz w:val="24"/>
-                <w:szCs w:val="24"/>
-                <w:cs/>
-              </w:rPr>
-            </w:pPr>
-            <w:r>
-              <w:rPr>
-                <w:rFonts w:ascii="TH Sarabun New" w:hAnsi="TH Sarabun New" w:cs="TH Sarabun New"/>
-                <w:sz w:val="24"/>
-                <w:szCs w:val="24"/>
-              </w:rPr>
-              <w:t/>
-            </w:r>
-          </w:p>
-        </w:tc>
-        <w:tc>
-          <w:tcPr>
             <w:tcW w:w="850" w:type="dxa"/>
           </w:tcPr>
           <w:p>
@@ -1748,7 +1748,7 @@
                 <w:sz w:val="24"/>
                 <w:szCs w:val="24"/>
               </w:rPr>
-              <w:t>๑๒.๖๐</w:t>
+              <w:t>๒๔.๐๐</w:t>
             </w:r>
           </w:p>
         </w:tc>
@@ -2319,7 +2319,7 @@
                 <w:sz w:val="24"/>
                 <w:szCs w:val="24"/>
               </w:rPr>
-              <w:t>๒.๐</w:t>
+              <w:t/>
             </w:r>
           </w:p>
         </w:tc>
@@ -2343,6 +2343,30 @@
                 <w:sz w:val="24"/>
                 <w:szCs w:val="24"/>
               </w:rPr>
+              <w:t>๓.๐</w:t>
+            </w:r>
+          </w:p>
+        </w:tc>
+        <w:tc>
+          <w:tcPr>
+            <w:tcW w:w="567" w:type="dxa"/>
+          </w:tcPr>
+          <w:p>
+            <w:pPr>
+              <w:spacing w:after="0"/>
+              <w:rPr>
+                <w:rFonts w:ascii="TH Sarabun New" w:hAnsi="TH Sarabun New" w:cs="TH Sarabun New"/>
+                <w:sz w:val="24"/>
+                <w:szCs w:val="24"/>
+                <w:cs/>
+              </w:rPr>
+            </w:pPr>
+            <w:r>
+              <w:rPr>
+                <w:rFonts w:ascii="TH Sarabun New" w:hAnsi="TH Sarabun New" w:cs="TH Sarabun New"/>
+                <w:sz w:val="24"/>
+                <w:szCs w:val="24"/>
+              </w:rPr>
               <w:t/>
             </w:r>
           </w:p>
@@ -2373,30 +2397,6 @@
         </w:tc>
         <w:tc>
           <w:tcPr>
-            <w:tcW w:w="567" w:type="dxa"/>
-          </w:tcPr>
-          <w:p>
-            <w:pPr>
-              <w:spacing w:after="0"/>
-              <w:rPr>
-                <w:rFonts w:ascii="TH Sarabun New" w:hAnsi="TH Sarabun New" w:cs="TH Sarabun New"/>
-                <w:sz w:val="24"/>
-                <w:szCs w:val="24"/>
-                <w:cs/>
-              </w:rPr>
-            </w:pPr>
-            <w:r>
-              <w:rPr>
-                <w:rFonts w:ascii="TH Sarabun New" w:hAnsi="TH Sarabun New" w:cs="TH Sarabun New"/>
-                <w:sz w:val="24"/>
-                <w:szCs w:val="24"/>
-              </w:rPr>
-              <w:t/>
-            </w:r>
-          </w:p>
-        </w:tc>
-        <w:tc>
-          <w:tcPr>
             <w:tcW w:w="850" w:type="dxa"/>
           </w:tcPr>
           <w:p>
@@ -2442,7 +2442,7 @@
                 <w:sz w:val="24"/>
                 <w:szCs w:val="24"/>
               </w:rPr>
-              <w:t>๑๒.๐๐</w:t>
+              <w:t>๑๘.๐๐</w:t>
             </w:r>
           </w:p>
         </w:tc>
@@ -2800,7 +2800,7 @@
                 <w:sz w:val="24"/>
                 <w:szCs w:val="24"/>
               </w:rPr>
-              <w:t/>
+              <w:t>๔.๐</w:t>
             </w:r>
           </w:p>
         </w:tc>
@@ -2827,7 +2827,7 @@
                 <w:sz w:val="24"/>
                 <w:szCs w:val="24"/>
               </w:rPr>
-              <w:t>๕.๐</w:t>
+              <w:t/>
             </w:r>
           </w:p>
         </w:tc>
@@ -2884,7 +2884,7 @@
                 <w:sz w:val="24"/>
                 <w:szCs w:val="24"/>
               </w:rPr>
-              <w:t>๒๐.๐๐</w:t>
+              <w:t>๑๖.๐๐</w:t>
             </w:r>
           </w:p>
         </w:tc>
@@ -3174,7 +3174,7 @@
                 <w:sz w:val="24"/>
                 <w:szCs w:val="24"/>
               </w:rPr>
-              <w:t>๖๑.๔๐</w:t>
+              <w:t>๗๔.๐๐</w:t>
             </w:r>
           </w:p>
         </w:tc>
@@ -3351,36 +3351,36 @@
         <w:rPr>
           <w:rFonts w:ascii="MS Gothic" w:eastAsia="MS Gothic" w:hAnsi="MS Gothic"/>
         </w:rPr>
+        <w:t>☐</w:t>
+      </w:r>
+      <w:r>
+        <w:rPr>
+          <w:rFonts w:ascii="TH Sarabun New" w:hAnsi="TH Sarabun New" w:cs="TH Sarabun New"/>
+        </w:rPr>
+        <w:t xml:space="preserve"/>
+      </w:r>
+      <w:r>
+        <w:rPr>
+          <w:rFonts w:ascii="TH Sarabun New" w:hAnsi="TH Sarabun New" w:cs="TH Sarabun New"/>
+          <w:sz w:val="20"/>
+          <w:szCs w:val="20"/>
+          <w:cs/>
+        </w:rPr>
+        <w:t xml:space="preserve"> ชำนาญ  </w:t>
+      </w:r>
+      <w:r>
+        <w:rPr>
+          <w:rFonts w:ascii="TH Sarabun New" w:hAnsi="TH Sarabun New" w:cs="TH Sarabun New"/>
+          <w:sz w:val="20"/>
+          <w:szCs w:val="20"/>
+        </w:rPr>
+        <w:t/>
+      </w:r>
+      <w:r>
+        <w:rPr>
+          <w:rFonts w:ascii="MS Gothic" w:eastAsia="MS Gothic" w:hAnsi="MS Gothic"/>
+        </w:rPr>
         <w:t>☑</w:t>
-      </w:r>
-      <w:r>
-        <w:rPr>
-          <w:rFonts w:ascii="TH Sarabun New" w:hAnsi="TH Sarabun New" w:cs="TH Sarabun New"/>
-        </w:rPr>
-        <w:t xml:space="preserve"/>
-      </w:r>
-      <w:r>
-        <w:rPr>
-          <w:rFonts w:ascii="TH Sarabun New" w:hAnsi="TH Sarabun New" w:cs="TH Sarabun New"/>
-          <w:sz w:val="20"/>
-          <w:szCs w:val="20"/>
-          <w:cs/>
-        </w:rPr>
-        <w:t xml:space="preserve"> ชำนาญ  </w:t>
-      </w:r>
-      <w:r>
-        <w:rPr>
-          <w:rFonts w:ascii="TH Sarabun New" w:hAnsi="TH Sarabun New" w:cs="TH Sarabun New"/>
-          <w:sz w:val="20"/>
-          <w:szCs w:val="20"/>
-        </w:rPr>
-        <w:t/>
-      </w:r>
-      <w:r>
-        <w:rPr>
-          <w:rFonts w:ascii="MS Gothic" w:eastAsia="MS Gothic" w:hAnsi="MS Gothic"/>
-        </w:rPr>
-        <w:t>☐</w:t>
       </w:r>
       <w:r>
         <w:rPr>
@@ -3460,7 +3460,7 @@
           <w:sz w:val="20"/>
           <w:szCs w:val="20"/>
         </w:rPr>
-        <w:t>๑๖.๘๐</w:t>
+        <w:t>๑๖.๐๐</w:t>
       </w:r>
       <w:r>
         <w:rPr>
@@ -3547,7 +3547,7 @@
           <w:sz w:val="20"/>
           <w:szCs w:val="20"/>
         </w:rPr>
-        <w:t>๑๒.๖๐</w:t>
+        <w:t>๒๔.๐๐</w:t>
       </w:r>
       <w:r>
         <w:rPr>
@@ -3690,7 +3690,7 @@
                                 <w:sz w:val="24"/>
                                 <w:szCs w:val="24"/>
                               </w:rPr>
-                              <w:t>นายก</w:t>
+                              <w:t>3</w:t>
                             </w:r>
                             <w:r>
                               <w:rPr>
@@ -3786,7 +3786,7 @@
                                 <w:sz w:val="24"/>
                                 <w:szCs w:val="24"/>
                               </w:rPr>
-                              <w:t>นายข</w:t>
+                              <w:t>32</w:t>
                             </w:r>
                             <w:r>
                               <w:rPr>
@@ -3882,7 +3882,7 @@
                                 <w:sz w:val="24"/>
                                 <w:szCs w:val="24"/>
                               </w:rPr>
-                              <w:t>นายค</w:t>
+                              <w:t>23</w:t>
                             </w:r>
                             <w:r>
                               <w:rPr>
@@ -3983,7 +3983,7 @@
                           <w:sz w:val="24"/>
                           <w:szCs w:val="24"/>
                         </w:rPr>
-                        <w:t>นายก</w:t>
+                        <w:t>3</w:t>
                       </w:r>
                       <w:r>
                         <w:rPr>
@@ -4079,7 +4079,7 @@
                           <w:sz w:val="24"/>
                           <w:szCs w:val="24"/>
                         </w:rPr>
-                        <w:t>นายข</w:t>
+                        <w:t>32</w:t>
                       </w:r>
                       <w:r>
                         <w:rPr>
@@ -4175,7 +4175,7 @@
                           <w:sz w:val="24"/>
                           <w:szCs w:val="24"/>
                         </w:rPr>
-                        <w:t>นายค</w:t>
+                        <w:t>23</w:t>
                       </w:r>
                       <w:r>
                         <w:rPr>
@@ -4235,7 +4235,7 @@
           <w:sz w:val="20"/>
           <w:szCs w:val="20"/>
         </w:rPr>
-        <w:t>๑๒.๐๐</w:t>
+        <w:t>๑๘.๐๐</w:t>
       </w:r>
       <w:r>
         <w:rPr>
@@ -4297,7 +4297,7 @@
           <w:sz w:val="20"/>
           <w:szCs w:val="20"/>
         </w:rPr>
-        <w:t>๒๐.๐๐</w:t>
+        <w:t>๑๖.๐๐</w:t>
       </w:r>
       <w:r>
         <w:rPr>
@@ -4386,7 +4386,7 @@
           <w:sz w:val="20"/>
           <w:szCs w:val="20"/>
         </w:rPr>
-        <w:t>๖๑.๔๐</w:t>
+        <w:t>๗๔.๐๐</w:t>
       </w:r>
       <w:r>
         <w:rPr>
